--- a/data/ai_paras/AI_para_36.docx
+++ b/data/ai_paras/AI_para_36.docx
@@ -4,7 +4,7 @@
   <w:body>
     <w:p>
       <w:r>
-        <w:t>Healthcare disparities in rural communities are marked by restricted access to essential medical services, which poses significant challenges to equitable healthcare delivery. These areas often suffer from a lack of hospitals and specialists, creating a foundational barrier to adequate healthcare access. The scarcity of medical professionals in rural areas further exacerbates this issue, as patients are frequently required to travel long distances to receive necessary care. This geographical and professional shortage contributes to a healthcare environment where timely and effective treatment is often unattainable. Consequently, addressing these disparities is crucial for ensuring that rural populations receive the same quality of healthcare as their urban counterparts.</w:t>
+        <w:t>In conclusion, the inadequacy of healthcare access in rural communities remains a pressing issue, necessitating immediate and comprehensive policy interventions. The persistent challenges, including professional shortages, geographical barriers, and socioeconomic constraints, underscore the need for innovative solutions that prioritize equitable healthcare delivery. Policy reforms should focus on enhancing infrastructure, expanding telemedicine capabilities, and incentivizing healthcare providers to practice in underserved areas. By implementing these strategies, it is possible to significantly improve healthcare access and outcomes for rural populations, aligning them more closely with those in urban settings. Ultimately, addressing these disparities is vital for ensuring that all individuals, regardless of their location, have access to quality healthcare services.</w:t>
       </w:r>
     </w:p>
     <w:sectPr>
